--- a/经验之谈.docx
+++ b/经验之谈.docx
@@ -1281,12 +1281,205 @@
         <w:pStyle w:val="a3"/>
         <w:ind w:left="360" w:firstLineChars="0" w:firstLine="0"/>
         <w:jc w:val="left"/>
-        <w:rPr>
-          <w:rFonts w:hint="eastAsia"/>
-        </w:rPr>
       </w:pPr>
       <w:r>
         <w:t>username修改为自己的用户名，加入dialout用户组，重启电脑后即可</w:t>
+      </w:r>
+    </w:p>
+    <w:p>
+      <w:pPr>
+        <w:pStyle w:val="a3"/>
+        <w:numPr>
+          <w:ilvl w:val="0"/>
+          <w:numId w:val="1"/>
+        </w:numPr>
+        <w:ind w:firstLineChars="0"/>
+        <w:jc w:val="left"/>
+      </w:pPr>
+      <w:r>
+        <w:t>24.04</w:t>
+      </w:r>
+      <w:r>
+        <w:rPr>
+          <w:rFonts w:hint="eastAsia"/>
+        </w:rPr>
+        <w:t>的系统安装rknn</w:t>
+      </w:r>
+      <w:r>
+        <w:t>-</w:t>
+      </w:r>
+      <w:r>
+        <w:rPr>
+          <w:rFonts w:hint="eastAsia"/>
+        </w:rPr>
+        <w:t>toolkit</w:t>
+      </w:r>
+      <w:r>
+        <w:t>2-</w:t>
+      </w:r>
+      <w:r>
+        <w:rPr>
+          <w:rFonts w:hint="eastAsia"/>
+        </w:rPr>
+        <w:t>lite有下面的问题：</w:t>
+      </w:r>
+    </w:p>
+    <w:p>
+      <w:pPr>
+        <w:pStyle w:val="a3"/>
+        <w:ind w:left="360" w:firstLineChars="0" w:firstLine="0"/>
+        <w:jc w:val="left"/>
+      </w:pPr>
+      <w:r>
+        <w:rPr>
+          <w:noProof/>
+        </w:rPr>
+        <w:lastRenderedPageBreak/>
+        <w:drawing>
+          <wp:inline distT="0" distB="0" distL="0" distR="0" wp14:anchorId="4E5DDD5C" wp14:editId="69A3EABB">
+            <wp:extent cx="5274310" cy="1657350"/>
+            <wp:effectExtent l="0" t="0" r="2540" b="0"/>
+            <wp:docPr id="7" name="图片 7"/>
+            <wp:cNvGraphicFramePr>
+              <a:graphicFrameLocks xmlns:a="http://schemas.openxmlformats.org/drawingml/2006/main" noChangeAspect="1"/>
+            </wp:cNvGraphicFramePr>
+            <a:graphic xmlns:a="http://schemas.openxmlformats.org/drawingml/2006/main">
+              <a:graphicData uri="http://schemas.openxmlformats.org/drawingml/2006/picture">
+                <pic:pic xmlns:pic="http://schemas.openxmlformats.org/drawingml/2006/picture">
+                  <pic:nvPicPr>
+                    <pic:cNvPr id="1" name=""/>
+                    <pic:cNvPicPr/>
+                  </pic:nvPicPr>
+                  <pic:blipFill>
+                    <a:blip r:embed="rId13"/>
+                    <a:stretch>
+                      <a:fillRect/>
+                    </a:stretch>
+                  </pic:blipFill>
+                  <pic:spPr>
+                    <a:xfrm>
+                      <a:off x="0" y="0"/>
+                      <a:ext cx="5274310" cy="1657350"/>
+                    </a:xfrm>
+                    <a:prstGeom prst="rect">
+                      <a:avLst/>
+                    </a:prstGeom>
+                  </pic:spPr>
+                </pic:pic>
+              </a:graphicData>
+            </a:graphic>
+          </wp:inline>
+        </w:drawing>
+      </w:r>
+    </w:p>
+    <w:p>
+      <w:pPr>
+        <w:pStyle w:val="a3"/>
+        <w:ind w:left="360" w:firstLineChars="0" w:firstLine="0"/>
+        <w:jc w:val="left"/>
+      </w:pPr>
+      <w:r>
+        <w:rPr>
+          <w:rFonts w:hint="eastAsia"/>
+        </w:rPr>
+        <w:t>可以通过下面的命令解决。</w:t>
+      </w:r>
+    </w:p>
+    <w:p>
+      <w:pPr>
+        <w:pStyle w:val="a3"/>
+        <w:ind w:left="360" w:firstLineChars="0" w:firstLine="0"/>
+        <w:jc w:val="left"/>
+      </w:pPr>
+      <w:r>
+        <w:t># 1. 创建并进入一个虚拟环境</w:t>
+      </w:r>
+      <w:r>
+        <w:t xml:space="preserve"> </w:t>
+      </w:r>
+    </w:p>
+    <w:p>
+      <w:pPr>
+        <w:pStyle w:val="a3"/>
+        <w:ind w:left="360" w:firstLineChars="0" w:firstLine="0"/>
+        <w:jc w:val="left"/>
+      </w:pPr>
+      <w:r>
+        <w:t xml:space="preserve">python3 </w:t>
+      </w:r>
+      <w:r>
+        <w:t>-m</w:t>
+      </w:r>
+      <w:r>
+        <w:t xml:space="preserve"> venv ~/rknn-env </w:t>
+      </w:r>
+    </w:p>
+    <w:p>
+      <w:pPr>
+        <w:pStyle w:val="a3"/>
+        <w:ind w:left="360" w:firstLineChars="0" w:firstLine="0"/>
+        <w:jc w:val="left"/>
+      </w:pPr>
+      <w:r>
+        <w:t>source</w:t>
+      </w:r>
+      <w:r>
+        <w:t xml:space="preserve"> ~/rknn-env/bin/activate </w:t>
+      </w:r>
+    </w:p>
+    <w:p>
+      <w:pPr>
+        <w:pStyle w:val="a3"/>
+        <w:ind w:left="360" w:firstLineChars="0" w:firstLine="0"/>
+        <w:jc w:val="left"/>
+      </w:pPr>
+      <w:r>
+        <w:t># 2. 在虚拟环境里安装包</w:t>
+      </w:r>
+      <w:r>
+        <w:t xml:space="preserve"> </w:t>
+      </w:r>
+    </w:p>
+    <w:p>
+      <w:pPr>
+        <w:pStyle w:val="a3"/>
+        <w:ind w:left="360" w:firstLineChars="0" w:firstLine="0"/>
+        <w:jc w:val="left"/>
+      </w:pPr>
+      <w:r>
+        <w:t xml:space="preserve">pip </w:t>
+      </w:r>
+      <w:r>
+        <w:t>install</w:t>
+      </w:r>
+      <w:r>
+        <w:t xml:space="preserve"> rknn-toolkit-lite2</w:t>
+      </w:r>
+    </w:p>
+    <w:p>
+      <w:pPr>
+        <w:pStyle w:val="a3"/>
+        <w:numPr>
+          <w:ilvl w:val="0"/>
+          <w:numId w:val="1"/>
+        </w:numPr>
+        <w:ind w:firstLineChars="0"/>
+        <w:jc w:val="left"/>
+      </w:pPr>
+      <w:r>
+        <w:rPr>
+          <w:rFonts w:hint="eastAsia"/>
+        </w:rPr>
+        <w:t>2</w:t>
+      </w:r>
+      <w:r>
+        <w:t>2.04</w:t>
+      </w:r>
+      <w:r>
+        <w:rPr>
+          <w:rFonts w:hint="eastAsia"/>
+        </w:rPr>
+        <w:t>的sdk，要重新编译的话，需要删掉build文件夹，不然修改不生效。</w:t>
       </w:r>
       <w:bookmarkStart w:id="0" w:name="_GoBack"/>
       <w:bookmarkEnd w:id="0"/>
@@ -1305,9 +1498,6 @@
     <w:p>
       <w:pPr>
         <w:jc w:val="left"/>
-        <w:rPr>
-          <w:rFonts w:hint="eastAsia"/>
-        </w:rPr>
       </w:pPr>
     </w:p>
     <w:sectPr>

--- a/经验之谈.docx
+++ b/经验之谈.docx
@@ -1481,18 +1481,102 @@
         </w:rPr>
         <w:t>的sdk，要重新编译的话，需要删掉build文件夹，不然修改不生效。</w:t>
       </w:r>
+    </w:p>
+    <w:p>
+      <w:pPr>
+        <w:pStyle w:val="a3"/>
+        <w:numPr>
+          <w:ilvl w:val="0"/>
+          <w:numId w:val="1"/>
+        </w:numPr>
+        <w:ind w:firstLineChars="0"/>
+        <w:jc w:val="left"/>
+      </w:pPr>
+      <w:r>
+        <w:rPr>
+          <w:rFonts w:hint="eastAsia"/>
+        </w:rPr>
+        <w:t>如果猫5板卡修改uEnv</w:t>
+      </w:r>
+      <w:r>
+        <w:t>.txt</w:t>
+      </w:r>
+      <w:r>
+        <w:rPr>
+          <w:rFonts w:hint="eastAsia"/>
+        </w:rPr>
+        <w:t>出错进不去系统，可以在uboot加载下面的命令进系统：</w:t>
+      </w:r>
+    </w:p>
+    <w:p>
+      <w:pPr>
+        <w:pStyle w:val="a3"/>
+        <w:ind w:left="360"/>
+        <w:jc w:val="left"/>
+      </w:pPr>
+      <w:r>
+        <w:t>ext4load mmc 0:2 ${kernel_addr_r} Image-5.10.160</w:t>
+      </w:r>
+    </w:p>
+    <w:p>
+      <w:pPr>
+        <w:pStyle w:val="a3"/>
+        <w:ind w:left="360"/>
+        <w:jc w:val="left"/>
+        <w:rPr>
+          <w:rFonts w:hint="eastAsia"/>
+        </w:rPr>
+      </w:pPr>
       <w:bookmarkStart w:id="0" w:name="_GoBack"/>
       <w:bookmarkEnd w:id="0"/>
-    </w:p>
-    <w:p>
-      <w:pPr>
-        <w:pStyle w:val="a3"/>
-        <w:numPr>
-          <w:ilvl w:val="0"/>
-          <w:numId w:val="1"/>
-        </w:numPr>
-        <w:ind w:firstLineChars="0"/>
-        <w:jc w:val="left"/>
+      <w:r>
+        <w:t>ext4load mmc 0:2 ${fdt_add</w:t>
+      </w:r>
+      <w:r>
+        <w:t>r_r} /dtb/rk3588-lubancat-5.dtb</w:t>
+      </w:r>
+    </w:p>
+    <w:p>
+      <w:pPr>
+        <w:pStyle w:val="a3"/>
+        <w:ind w:left="360"/>
+        <w:jc w:val="left"/>
+        <w:rPr>
+          <w:rFonts w:hint="eastAsia"/>
+        </w:rPr>
+      </w:pPr>
+      <w:r>
+        <w:t xml:space="preserve">setenv bootargs "root=/dev/mmcblk0p2 rw </w:t>
+      </w:r>
+      <w:r>
+        <w:t>rootwait console=ttyS2,1500000"</w:t>
+      </w:r>
+    </w:p>
+    <w:p>
+      <w:pPr>
+        <w:pStyle w:val="a3"/>
+        <w:ind w:left="720" w:firstLineChars="0" w:firstLine="60"/>
+        <w:jc w:val="left"/>
+        <w:rPr>
+          <w:rFonts w:hint="eastAsia"/>
+        </w:rPr>
+      </w:pPr>
+      <w:r>
+        <w:t>booti ${kernel_addr_r} - ${fdt_addr_r}</w:t>
+      </w:r>
+    </w:p>
+    <w:p>
+      <w:pPr>
+        <w:pStyle w:val="a3"/>
+        <w:numPr>
+          <w:ilvl w:val="0"/>
+          <w:numId w:val="1"/>
+        </w:numPr>
+        <w:ind w:firstLineChars="0"/>
+        <w:jc w:val="left"/>
+        <w:rPr>
+          <w:rFonts w:hint="eastAsia"/>
+        </w:rPr>
       </w:pPr>
     </w:p>
     <w:p>

--- a/经验之谈.docx
+++ b/经验之谈.docx
@@ -1523,60 +1523,317 @@
         <w:pStyle w:val="a3"/>
         <w:ind w:left="360"/>
         <w:jc w:val="left"/>
-        <w:rPr>
-          <w:rFonts w:hint="eastAsia"/>
-        </w:rPr>
-      </w:pPr>
+      </w:pPr>
+      <w:r>
+        <w:t>ext4load mmc 0:2 ${fdt_addr_r} /dtb/rk3588-lubancat-5.dtb</w:t>
+      </w:r>
+    </w:p>
+    <w:p>
+      <w:pPr>
+        <w:pStyle w:val="a3"/>
+        <w:ind w:left="360"/>
+        <w:jc w:val="left"/>
+      </w:pPr>
+      <w:r>
+        <w:t>setenv bootargs "root=/dev/mmcblk0p2 rw rootwait console=ttyS2,1500000"</w:t>
+      </w:r>
+    </w:p>
+    <w:p>
+      <w:pPr>
+        <w:pStyle w:val="a3"/>
+        <w:ind w:left="720" w:firstLineChars="0" w:firstLine="60"/>
+        <w:jc w:val="left"/>
+      </w:pPr>
+      <w:r>
+        <w:t>booti ${kernel_addr_r} - ${fdt_addr_r}</w:t>
+      </w:r>
+    </w:p>
+    <w:p>
+      <w:pPr>
+        <w:pStyle w:val="a3"/>
+        <w:numPr>
+          <w:ilvl w:val="0"/>
+          <w:numId w:val="1"/>
+        </w:numPr>
+        <w:ind w:firstLineChars="0"/>
+        <w:jc w:val="left"/>
+      </w:pPr>
+      <w:r>
+        <w:t>GPIO 脚默认应该拉高还是拉低</w:t>
+      </w:r>
+    </w:p>
+    <w:p>
+      <w:pPr>
+        <w:pStyle w:val="a3"/>
+        <w:ind w:left="360" w:firstLineChars="0" w:firstLine="0"/>
+        <w:jc w:val="left"/>
+      </w:pPr>
+      <w:r>
+        <w:rPr>
+          <w:rFonts w:hint="eastAsia"/>
+        </w:rPr>
+        <w:t>应该按照外围设备厂商提供的技术文档设置，比如触屏</w:t>
+      </w:r>
+      <w:r>
+        <w:t xml:space="preserve"> GT9271 就明确要求中断脚和重置脚都设置为悬空 (&amp;pcfg_pull_none)。如果技术文档没有提且没有找到实例配置，按我的习惯是：</w:t>
+      </w:r>
+      <w:r>
+        <w:rPr>
+          <w:b/>
+        </w:rPr>
+        <w:t>默认上下拉设置为有效电平相反的值，</w:t>
+      </w:r>
+      <w:r>
+        <w:t>比如高电平是启用，那默认就配置成下拉 (&amp;pcfg_pull_down)；如果低电平是重置外围设备，那默认就配置成上拉 (&amp;pcfg_pull_up)；同理若高电平产生中断信号，那默认就配置成下拉。</w:t>
+      </w:r>
+    </w:p>
+    <w:p>
+      <w:pPr>
+        <w:pStyle w:val="a3"/>
+        <w:ind w:left="360" w:firstLineChars="0" w:firstLine="0"/>
+        <w:jc w:val="left"/>
+      </w:pPr>
+    </w:p>
+    <w:p>
+      <w:pPr>
+        <w:pStyle w:val="a3"/>
+        <w:ind w:left="360" w:firstLineChars="0" w:firstLine="0"/>
+        <w:jc w:val="left"/>
+      </w:pPr>
+      <w:r>
+        <w:rPr>
+          <w:rFonts w:hint="eastAsia"/>
+        </w:rPr>
+        <w:t>原理图上可以看到</w:t>
+      </w:r>
+      <w:r>
+        <w:t xml:space="preserve"> GPIO1_A1_u 或 GPIO1_A2_d，其中 u 和 d 是指引导阶段为进入系统时，该 GPIO 在内部是上拉的还是下拉的，在硬件设计阶段，软硬件工程师应该考虑外围设备需要的默认状态，接到相关的 GPIO 脚。</w:t>
+      </w:r>
+    </w:p>
+    <w:p>
+      <w:pPr>
+        <w:pStyle w:val="a3"/>
+        <w:numPr>
+          <w:ilvl w:val="0"/>
+          <w:numId w:val="1"/>
+        </w:numPr>
+        <w:ind w:firstLineChars="0"/>
+        <w:jc w:val="left"/>
+      </w:pPr>
+      <w:r>
+        <w:rPr>
+          <w:rFonts w:hint="eastAsia"/>
+        </w:rPr>
+        <w:t>查看系统sn码</w:t>
+      </w:r>
+      <w:r>
+        <w:t>:</w:t>
+      </w:r>
+      <w:r>
+        <w:t xml:space="preserve"> cat /proc/device-tree/serial-number</w:t>
+      </w:r>
+    </w:p>
+    <w:p>
+      <w:pPr>
+        <w:pStyle w:val="a3"/>
+        <w:numPr>
+          <w:ilvl w:val="0"/>
+          <w:numId w:val="1"/>
+        </w:numPr>
+        <w:ind w:firstLineChars="0"/>
+        <w:jc w:val="left"/>
+      </w:pPr>
+      <w:r>
+        <w:t>4g模块用来联网，网线直连用来传数据</w:t>
+      </w:r>
+      <w:r>
+        <w:rPr>
+          <w:rFonts w:hint="eastAsia"/>
+        </w:rPr>
+        <w:t>，需要用nmtui降低网线网关的优先级。</w:t>
+      </w:r>
+      <w:r>
+        <w:t>拉低</w:t>
+      </w:r>
+      <w:r>
+        <w:rPr>
+          <w:rFonts w:hint="eastAsia"/>
+        </w:rPr>
+        <w:t>了</w:t>
+      </w:r>
+      <w:r>
+        <w:t>网线优先级，要访问外网会优先走4g</w:t>
+      </w:r>
+      <w:r>
+        <w:rPr>
+          <w:rFonts w:hint="eastAsia"/>
+        </w:rPr>
+        <w:t>，</w:t>
+      </w:r>
+      <w:r>
+        <w:t>然后网段和网线一样的设备就会走网线</w:t>
+      </w:r>
+      <w:r>
+        <w:rPr>
+          <w:rFonts w:hint="eastAsia"/>
+        </w:rPr>
+        <w:t>。</w:t>
+      </w:r>
+    </w:p>
+    <w:p>
+      <w:pPr>
+        <w:pStyle w:val="a3"/>
+        <w:numPr>
+          <w:ilvl w:val="0"/>
+          <w:numId w:val="1"/>
+        </w:numPr>
+        <w:ind w:firstLineChars="0"/>
+        <w:jc w:val="left"/>
+      </w:pPr>
+      <w:r>
+        <w:rPr>
+          <w:rFonts w:hint="eastAsia"/>
+        </w:rPr>
+        <w:t>全志擦除emmc的命令：</w:t>
+      </w:r>
+      <w:r>
+        <w:t>sudo dd if=/dev/zero of=/dev/mmcblk0 bs=1M status=progress</w:t>
+      </w:r>
+    </w:p>
+    <w:p>
+      <w:pPr>
+        <w:pStyle w:val="a3"/>
+        <w:numPr>
+          <w:ilvl w:val="0"/>
+          <w:numId w:val="1"/>
+        </w:numPr>
+        <w:ind w:firstLineChars="0"/>
+        <w:jc w:val="left"/>
+      </w:pPr>
+      <w:r>
+        <w:rPr>
+          <w:rFonts w:hint="eastAsia"/>
+        </w:rPr>
+        <w:t>4.19.232的内核使用hostapd，如果有下面</w:t>
+      </w:r>
+      <w:r>
+        <w:rPr>
+          <w:rFonts w:hint="eastAsia"/>
+        </w:rPr>
+        <w:t>的报错：</w:t>
+      </w:r>
+      <w:r>
+        <w:rPr>
+          <w:noProof/>
+        </w:rPr>
+        <w:lastRenderedPageBreak/>
+        <w:drawing>
+          <wp:inline distT="0" distB="0" distL="0" distR="0" wp14:anchorId="190D5477" wp14:editId="2F6E2702">
+            <wp:extent cx="2322513" cy="4128912"/>
+            <wp:effectExtent l="0" t="7937" r="0" b="0"/>
+            <wp:docPr id="8" name="图片 8" descr="D:\AliWorkbenchData\NewAppData\msgImage\4f\4f7e21888d16977e9a1eeda9d3ba22ad.jpg"/>
+            <wp:cNvGraphicFramePr>
+              <a:graphicFrameLocks xmlns:a="http://schemas.openxmlformats.org/drawingml/2006/main" noChangeAspect="1"/>
+            </wp:cNvGraphicFramePr>
+            <a:graphic xmlns:a="http://schemas.openxmlformats.org/drawingml/2006/main">
+              <a:graphicData uri="http://schemas.openxmlformats.org/drawingml/2006/picture">
+                <pic:pic xmlns:pic="http://schemas.openxmlformats.org/drawingml/2006/picture">
+                  <pic:nvPicPr>
+                    <pic:cNvPr id="0" name="Picture 1" descr="D:\AliWorkbenchData\NewAppData\msgImage\4f\4f7e21888d16977e9a1eeda9d3ba22ad.jpg"/>
+                    <pic:cNvPicPr>
+                      <a:picLocks noChangeAspect="1" noChangeArrowheads="1"/>
+                    </pic:cNvPicPr>
+                  </pic:nvPicPr>
+                  <pic:blipFill>
+                    <a:blip r:embed="rId14" cstate="print">
+                      <a:extLst>
+                        <a:ext uri="{28A0092B-C50C-407E-A947-70E740481C1C}">
+                          <a14:useLocalDpi xmlns:a14="http://schemas.microsoft.com/office/drawing/2010/main" val="0"/>
+                        </a:ext>
+                      </a:extLst>
+                    </a:blip>
+                    <a:srcRect/>
+                    <a:stretch>
+                      <a:fillRect/>
+                    </a:stretch>
+                  </pic:blipFill>
+                  <pic:spPr bwMode="auto">
+                    <a:xfrm rot="16200000">
+                      <a:off x="0" y="0"/>
+                      <a:ext cx="2334107" cy="4149523"/>
+                    </a:xfrm>
+                    <a:prstGeom prst="rect">
+                      <a:avLst/>
+                    </a:prstGeom>
+                    <a:noFill/>
+                    <a:ln>
+                      <a:noFill/>
+                    </a:ln>
+                  </pic:spPr>
+                </pic:pic>
+              </a:graphicData>
+            </a:graphic>
+          </wp:inline>
+        </w:drawing>
+      </w:r>
+      <w:r>
+        <w:t xml:space="preserve"> </w:t>
+      </w:r>
+    </w:p>
+    <w:p>
+      <w:pPr>
+        <w:pStyle w:val="a3"/>
+        <w:ind w:left="360" w:firstLineChars="0" w:firstLine="0"/>
+        <w:jc w:val="left"/>
+      </w:pPr>
+      <w:r>
+        <w:rPr>
+          <w:rFonts w:hint="eastAsia"/>
+        </w:rPr>
+        <w:t>使用：</w:t>
+      </w:r>
+    </w:p>
+    <w:p>
+      <w:pPr>
+        <w:jc w:val="left"/>
+      </w:pPr>
+      <w:r>
+        <w:t>sudo update-alternatives --set iptables /usr/sbin/iptables-legacy</w:t>
+      </w:r>
+    </w:p>
+    <w:p>
+      <w:pPr>
+        <w:jc w:val="left"/>
+      </w:pPr>
+      <w:r>
+        <w:t>sudo update-alternatives --set ip6tables /usr/sbin/ip6tables-legacy</w:t>
+      </w:r>
+    </w:p>
+    <w:p>
+      <w:pPr>
+        <w:jc w:val="left"/>
+        <w:rPr>
+          <w:rFonts w:hint="eastAsia"/>
+        </w:rPr>
+      </w:pPr>
+      <w:r>
+        <w:rPr>
+          <w:rFonts w:hint="eastAsia"/>
+        </w:rPr>
+        <w:t>解决</w:t>
+      </w:r>
       <w:bookmarkStart w:id="0" w:name="_GoBack"/>
       <w:bookmarkEnd w:id="0"/>
-      <w:r>
-        <w:t>ext4load mmc 0:2 ${fdt_add</w:t>
-      </w:r>
-      <w:r>
-        <w:t>r_r} /dtb/rk3588-lubancat-5.dtb</w:t>
-      </w:r>
-    </w:p>
-    <w:p>
-      <w:pPr>
-        <w:pStyle w:val="a3"/>
-        <w:ind w:left="360"/>
-        <w:jc w:val="left"/>
-        <w:rPr>
-          <w:rFonts w:hint="eastAsia"/>
-        </w:rPr>
-      </w:pPr>
-      <w:r>
-        <w:t xml:space="preserve">setenv bootargs "root=/dev/mmcblk0p2 rw </w:t>
-      </w:r>
-      <w:r>
-        <w:t>rootwait console=ttyS2,1500000"</w:t>
-      </w:r>
-    </w:p>
-    <w:p>
-      <w:pPr>
-        <w:pStyle w:val="a3"/>
-        <w:ind w:left="720" w:firstLineChars="0" w:firstLine="60"/>
-        <w:jc w:val="left"/>
-        <w:rPr>
-          <w:rFonts w:hint="eastAsia"/>
-        </w:rPr>
-      </w:pPr>
-      <w:r>
-        <w:t>booti ${kernel_addr_r} - ${fdt_addr_r}</w:t>
-      </w:r>
-    </w:p>
-    <w:p>
-      <w:pPr>
-        <w:pStyle w:val="a3"/>
-        <w:numPr>
-          <w:ilvl w:val="0"/>
-          <w:numId w:val="1"/>
-        </w:numPr>
-        <w:ind w:firstLineChars="0"/>
-        <w:jc w:val="left"/>
-        <w:rPr>
-          <w:rFonts w:hint="eastAsia"/>
-        </w:rPr>
+    </w:p>
+    <w:p>
+      <w:pPr>
+        <w:pStyle w:val="a3"/>
+        <w:numPr>
+          <w:ilvl w:val="0"/>
+          <w:numId w:val="1"/>
+        </w:numPr>
+        <w:ind w:firstLineChars="0"/>
+        <w:jc w:val="left"/>
       </w:pPr>
     </w:p>
     <w:p>

--- a/经验之谈.docx
+++ b/经验之谈.docx
@@ -1714,13 +1714,7 @@
         <w:rPr>
           <w:rFonts w:hint="eastAsia"/>
         </w:rPr>
-        <w:t>4.19.232的内核使用hostapd，如果有下面</w:t>
-      </w:r>
-      <w:r>
-        <w:rPr>
-          <w:rFonts w:hint="eastAsia"/>
-        </w:rPr>
-        <w:t>的报错：</w:t>
+        <w:t>4.19.232的内核使用hostapd，如果有下面的报错：</w:t>
       </w:r>
       <w:r>
         <w:rPr>
@@ -1812,29 +1806,130 @@
     <w:p>
       <w:pPr>
         <w:jc w:val="left"/>
-        <w:rPr>
-          <w:rFonts w:hint="eastAsia"/>
-        </w:rPr>
       </w:pPr>
       <w:r>
         <w:rPr>
           <w:rFonts w:hint="eastAsia"/>
         </w:rPr>
         <w:t>解决</w:t>
+      </w:r>
+    </w:p>
+    <w:p>
+      <w:pPr>
+        <w:pStyle w:val="a3"/>
+        <w:numPr>
+          <w:ilvl w:val="0"/>
+          <w:numId w:val="1"/>
+        </w:numPr>
+        <w:ind w:firstLineChars="0"/>
+        <w:jc w:val="left"/>
+      </w:pPr>
+      <w:r>
+        <w:rPr>
+          <w:rFonts w:hint="eastAsia"/>
+        </w:rPr>
+        <w:t>安卓系统想使用串口调试，修改</w:t>
+      </w:r>
+      <w:r>
+        <w:t>android14-dev/system/core/rootdir/init.rc</w:t>
+      </w:r>
+      <w:r>
+        <w:rPr>
+          <w:rFonts w:hint="eastAsia"/>
+        </w:rPr>
+        <w:t>，</w:t>
+      </w:r>
+      <w:r>
+        <w:t>把这个注释取消</w:t>
+      </w:r>
+      <w:r>
+        <w:rPr>
+          <w:rFonts w:hint="eastAsia"/>
+        </w:rPr>
+        <w:t>。</w:t>
+      </w:r>
+    </w:p>
+    <w:p>
+      <w:pPr>
+        <w:pStyle w:val="a3"/>
+        <w:ind w:left="360" w:firstLineChars="0" w:firstLine="0"/>
+        <w:jc w:val="left"/>
+      </w:pPr>
+      <w:r>
+        <w:rPr>
+          <w:noProof/>
+        </w:rPr>
+        <w:drawing>
+          <wp:inline distT="0" distB="0" distL="0" distR="0">
+            <wp:extent cx="5238750" cy="1676400"/>
+            <wp:effectExtent l="0" t="0" r="0" b="0"/>
+            <wp:docPr id="9" name="图片 9" descr="C:\Users\Administrator\Documents\WXWork\1688856788793641\Cache\Image\2026-05\企业微信截图_17600843536325.png"/>
+            <wp:cNvGraphicFramePr>
+              <a:graphicFrameLocks xmlns:a="http://schemas.openxmlformats.org/drawingml/2006/main" noChangeAspect="1"/>
+            </wp:cNvGraphicFramePr>
+            <a:graphic xmlns:a="http://schemas.openxmlformats.org/drawingml/2006/main">
+              <a:graphicData uri="http://schemas.openxmlformats.org/drawingml/2006/picture">
+                <pic:pic xmlns:pic="http://schemas.openxmlformats.org/drawingml/2006/picture">
+                  <pic:nvPicPr>
+                    <pic:cNvPr id="0" name="Picture 1" descr="C:\Users\Administrator\Documents\WXWork\1688856788793641\Cache\Image\2026-05\企业微信截图_17600843536325.png"/>
+                    <pic:cNvPicPr>
+                      <a:picLocks noChangeAspect="1" noChangeArrowheads="1"/>
+                    </pic:cNvPicPr>
+                  </pic:nvPicPr>
+                  <pic:blipFill>
+                    <a:blip r:embed="rId15">
+                      <a:extLst>
+                        <a:ext uri="{28A0092B-C50C-407E-A947-70E740481C1C}">
+                          <a14:useLocalDpi xmlns:a14="http://schemas.microsoft.com/office/drawing/2010/main" val="0"/>
+                        </a:ext>
+                      </a:extLst>
+                    </a:blip>
+                    <a:srcRect/>
+                    <a:stretch>
+                      <a:fillRect/>
+                    </a:stretch>
+                  </pic:blipFill>
+                  <pic:spPr bwMode="auto">
+                    <a:xfrm>
+                      <a:off x="0" y="0"/>
+                      <a:ext cx="5238750" cy="1676400"/>
+                    </a:xfrm>
+                    <a:prstGeom prst="rect">
+                      <a:avLst/>
+                    </a:prstGeom>
+                    <a:noFill/>
+                    <a:ln>
+                      <a:noFill/>
+                    </a:ln>
+                  </pic:spPr>
+                </pic:pic>
+              </a:graphicData>
+            </a:graphic>
+          </wp:inline>
+        </w:drawing>
+      </w:r>
+    </w:p>
+    <w:p>
+      <w:pPr>
+        <w:pStyle w:val="a3"/>
+        <w:numPr>
+          <w:ilvl w:val="0"/>
+          <w:numId w:val="1"/>
+        </w:numPr>
+        <w:ind w:firstLineChars="0"/>
+        <w:jc w:val="left"/>
+      </w:pPr>
+      <w:r>
+        <w:rPr>
+          <w:rFonts w:hint="eastAsia"/>
+        </w:rPr>
+        <w:t>截至20262/06/02，</w:t>
+      </w:r>
+      <w:r>
+        <w:t>安卓tv没做sd启动</w:t>
       </w:r>
       <w:bookmarkStart w:id="0" w:name="_GoBack"/>
       <w:bookmarkEnd w:id="0"/>
-    </w:p>
-    <w:p>
-      <w:pPr>
-        <w:pStyle w:val="a3"/>
-        <w:numPr>
-          <w:ilvl w:val="0"/>
-          <w:numId w:val="1"/>
-        </w:numPr>
-        <w:ind w:firstLineChars="0"/>
-        <w:jc w:val="left"/>
-      </w:pPr>
     </w:p>
     <w:p>
       <w:pPr>
